--- a/submission/Hindsight_Alpha_Writeup.docx
+++ b/submission/Hindsight_Alpha_Writeup.docx
@@ -27,15 +27,7 @@
           <w:sz w:val="18"/>
           <w:szCs w:val="18"/>
         </w:rPr>
-        <w:t xml:space="preserve">Alpaca AI Trading Agents Hackathon — One-Page Write-Up  ·  </w:t>
-      </w:r>
-      <w:r>
-        <w:rPr>
-          <w:color w:val="6B7280"/>
-          <w:sz w:val="18"/>
-          <w:szCs w:val="18"/>
-        </w:rPr>
-        <w:t xml:space="preserve">Team: Hindsight Alpha (solo)  ·  </w:t>
+        <w:t xml:space="preserve">Alpaca AI Trading Agents Hackathon — One-Page Write-Up  ·  Team: Hindsight Alpha (solo)  ·  </w:t>
       </w:r>
       <w:r>
         <w:rPr>
@@ -283,7 +275,7 @@
           <w:sz w:val="19"/>
           <w:szCs w:val="19"/>
         </w:rPr>
-        <w:t xml:space="preserve">Honest result (real historical bars, prior 3-symbol universe): edge is </w:t>
+        <w:t xml:space="preserve">Honest result (real historical bars, current 4-symbol universe): edge holds up cleanly on </w:t>
       </w:r>
       <w:r>
         <w:rPr>
@@ -295,40 +287,40 @@
           <w:sz w:val="19"/>
           <w:szCs w:val="19"/>
         </w:rPr>
-        <w:t xml:space="preserve">present but fragile</w:t>
-      </w:r>
-      <w:r>
-        <w:rPr>
-          <w:b w:val="false"/>
-          <w:bCs w:val="false"/>
-          <w:i w:val="false"/>
-          <w:iCs w:val="false"/>
-          <w:sz w:val="19"/>
-          <w:szCs w:val="19"/>
-        </w:rPr>
-        <w:t xml:space="preserve"> — 4 of 5 candidate windows lose money; only the 10-day window is consistently positive (SPY +0.107, QQQ +0.177, IWM +0.209 cumulative proxy payoff); 53–83% of each symbol's gain comes from its 5 best days out of ~110 trades; win rate is 43–54%. </w:t>
-      </w:r>
-      <w:r>
-        <w:rPr>
-          <w:b/>
-          <w:bCs/>
-          <w:i w:val="false"/>
-          <w:iCs w:val="false"/>
-          <w:sz w:val="19"/>
-          <w:szCs w:val="19"/>
-        </w:rPr>
-        <w:t xml:space="preserve">hindsight_guard reports zero leakage on all three</w:t>
-      </w:r>
-      <w:r>
-        <w:rPr>
-          <w:b w:val="false"/>
-          <w:bCs w:val="false"/>
-          <w:i w:val="false"/>
-          <w:iCs w:val="false"/>
-          <w:sz w:val="19"/>
-          <w:szCs w:val="19"/>
-        </w:rPr>
-        <w:t xml:space="preserve"> — that's the actual claim: the window choice didn't cheat, not that the edge is proven. No threshold was adjusted after seeing these numbers.</w:t>
+        <w:t xml:space="preserve">3 of 4 symbols</w:t>
+      </w:r>
+      <w:r>
+        <w:rPr>
+          <w:b w:val="false"/>
+          <w:bCs w:val="false"/>
+          <w:i w:val="false"/>
+          <w:iCs w:val="false"/>
+          <w:sz w:val="19"/>
+          <w:szCs w:val="19"/>
+        </w:rPr>
+        <w:t xml:space="preserve"> — SPY (10d, Sharpe 1.60), GLD (20d, Sharpe 1.96), XLV (10d, Sharpe 1.44); 68.5–82.6% of each symbol’s gain comes from its 5 best days out of 52–102 trades, win rate 45.1–57.1%. </w:t>
+      </w:r>
+      <w:r>
+        <w:rPr>
+          <w:b/>
+          <w:bCs/>
+          <w:i w:val="false"/>
+          <w:iCs w:val="false"/>
+          <w:sz w:val="19"/>
+          <w:szCs w:val="19"/>
+        </w:rPr>
+        <w:t xml:space="preserve">XLK currently fails hindsight_guard</w:t>
+      </w:r>
+      <w:r>
+        <w:rPr>
+          <w:b w:val="false"/>
+          <w:bCs w:val="false"/>
+          <w:i w:val="false"/>
+          <w:iCs w:val="false"/>
+          <w:sz w:val="19"/>
+          <w:szCs w:val="19"/>
+        </w:rPr>
+        <w:t xml:space="preserve"> (full-window winner 90d, in-sample winner 10d disagree) — the agent refuses to trade it today; that refusal is the guard working, not a result being hidden. High concentration means a handful of large moves carry most of each total: a positive result from ~100 trades doesn’t distinguish edge from luck yet, and the costs this proxy ignores (spread, theta) would bite hardest on what remains once those days are removed. No threshold was adjusted after seeing these numbers.</w:t>
       </w:r>
     </w:p>
     <w:p>
@@ -368,18 +360,7 @@
           <w:sz w:val="19"/>
           <w:szCs w:val="19"/>
         </w:rPr>
-        <w:t xml:space="preserve">Entry (risk_gates.py): </w:t>
-      </w:r>
-      <w:r>
-        <w:rPr>
-          <w:b w:val="false"/>
-          <w:bCs w:val="false"/>
-          <w:i w:val="false"/>
-          <w:iCs w:val="false"/>
-          <w:sz w:val="19"/>
-          <w:szCs w:val="19"/>
-        </w:rPr>
-        <w:t xml:space="preserve">never 2 positions on the same underlying • max 4 concurrent positions • 1% of equity per trade • 3% total exposure cap across ALL open positions combined • 1.5% per-sector cap • 3% weekly drawdown lock persisted across days in state.json.</w:t>
+        <w:t xml:space="preserve">Entry (risk_gates.py): never 2 positions on the same underlying • max 4 concurrent positions • 1% of equity per trade • 3% total exposure cap across ALL open positions combined • 1.5% per-sector cap • 3% weekly drawdown lock persisted across days in state.json.</w:t>
       </w:r>
     </w:p>
     <w:p>
@@ -400,18 +381,7 @@
           <w:sz w:val="19"/>
           <w:szCs w:val="19"/>
         </w:rPr>
-        <w:t xml:space="preserve">Exit: </w:t>
-      </w:r>
-      <w:r>
-        <w:rPr>
-          <w:b w:val="false"/>
-          <w:bCs w:val="false"/>
-          <w:i w:val="false"/>
-          <w:iCs w:val="false"/>
-          <w:sz w:val="19"/>
-          <w:szCs w:val="19"/>
-        </w:rPr>
-        <w:t xml:space="preserve">manage_exits() closes any position at +50%/−50% unrealized P&amp;L, runs first every cycle before any new entry is even considered; also runs standalone via monitor_exits.py, schedulable every 15 minutes independent of the once-daily entry cycle.</w:t>
+        <w:t xml:space="preserve">Exit: manage_exits() closes any position at +50%/−50% unrealized P&amp;L, runs first every cycle before any new entry is even considered; also runs standalone via monitor_exits.py, schedulable every 15 minutes independent of the once-daily entry cycle.</w:t>
       </w:r>
     </w:p>
     <w:p>
@@ -432,29 +402,7 @@
           <w:sz w:val="19"/>
           <w:szCs w:val="19"/>
         </w:rPr>
-        <w:t xml:space="preserve">Agent-level controls </w:t>
-      </w:r>
-      <w:r>
-        <w:rPr>
-          <w:b w:val="false"/>
-          <w:bCs w:val="false"/>
-          <w:i w:val="false"/>
-          <w:iCs w:val="false"/>
-          <w:sz w:val="19"/>
-          <w:szCs w:val="19"/>
-        </w:rPr>
-        <w:t xml:space="preserve">(researched from a published Alpaca reference architecture + an industry failure-mode guide, then implemented, not just described): </w:t>
-      </w:r>
-      <w:r>
-        <w:rPr>
-          <w:b w:val="false"/>
-          <w:bCs w:val="false"/>
-          <w:i w:val="false"/>
-          <w:iCs w:val="false"/>
-          <w:sz w:val="19"/>
-          <w:szCs w:val="19"/>
-        </w:rPr>
-        <w:t xml:space="preserve">a data-quality gate refusing stale or implausible bars • a file-based manual HALT switch that pauses new entries without touching code or credentials • a local idempotency guard preventing a crash-and-retry from double-submitting an order • a consecutive-loss circuit breaker (3 stop-losses in a row pauses entries for a human to look).</w:t>
+        <w:t xml:space="preserve">Agent-level controls (researched from a published Alpaca reference architecture + an industry failure-mode guide, then implemented, not just described): a data-quality gate refusing stale or implausible bars • a file-based manual HALT switch that pauses new entries without touching code or credentials • a local idempotency guard preventing a crash-and-retry from double-submitting an order • a consecutive-loss circuit breaker (3 stop-losses in a row pauses entries for a human to look).</w:t>
       </w:r>
     </w:p>
     <w:p>

--- a/submission/Hindsight_Alpha_Writeup.docx
+++ b/submission/Hindsight_Alpha_Writeup.docx
@@ -298,7 +298,7 @@
           <w:sz w:val="19"/>
           <w:szCs w:val="19"/>
         </w:rPr>
-        <w:t xml:space="preserve"> — SPY (10d, Sharpe 1.60), GLD (20d, Sharpe 1.96), XLV (10d, Sharpe 1.44); 68.5–82.6% of each symbol’s gain comes from its 5 best days out of 52–102 trades, win rate 45.1–57.1%. </w:t>
+        <w:t xml:space="preserve"> — SPY (10d, in-sample Sharpe 1.60), GLD (20d, 1.96), XLV (10d, 1.44); 68.5–82.6% of each symbol’s gain comes from its 5 best days out of 52–102 trades, win rate 45.1–57.1%. </w:t>
       </w:r>
       <w:r>
         <w:rPr>

--- a/submission/Hindsight_Alpha_Writeup.docx
+++ b/submission/Hindsight_Alpha_Writeup.docx
@@ -360,7 +360,7 @@
           <w:sz w:val="19"/>
           <w:szCs w:val="19"/>
         </w:rPr>
-        <w:t xml:space="preserve">Entry (risk_gates.py): never 2 positions on the same underlying • max 4 concurrent positions • 1% of equity per trade • 3% total exposure cap across ALL open positions combined • 1.5% per-sector cap • 3% weekly drawdown lock persisted across days in state.json.</w:t>
+        <w:t xml:space="preserve">Entry (risk_gates.py): never 2 positions on the same underlying • max 4 concurrent positions • 1% of equity per trade • 3% total exposure cap across ALL open positions combined • 1.5% per-sector cap • 3% drawdown lock (from recorded starting equity — there is no week-boundary reset) persisted across days in state.json.</w:t>
       </w:r>
     </w:p>
     <w:p>

--- a/submission/Hindsight_Alpha_Writeup.docx
+++ b/submission/Hindsight_Alpha_Writeup.docx
@@ -434,7 +434,7 @@
           <w:sz w:val="19"/>
           <w:szCs w:val="19"/>
         </w:rPr>
-        <w:t xml:space="preserve">an unbounded options-strike lookup that would have silently refused every trade forever • a state-file-corruption path that could have silently cleared an active loss lock • a missing per-position exception isolation in the exit loop that could have left a real losing position unmanaged because an unrelated position's close failed. All three are documented, with the reproduction test, in the public commit history — not hidden after the fact.</w:t>
+        <w:t xml:space="preserve">hindsight_guard itself certified a selection in which one candidate window had never been scored — _sharpe() returned 0.0 for “could not measure”, indistinguishable from a measured zero • the pre-commit control for “paper trading only” searched config.py for two words, and stayed green with the live-trading refusal deleted outright • an order whose CLI call timed out was counted as failed, leaving the duplicate-order guard unarmed for an order that may well have been placed. All three are documented, with the reproduction test, in the public commit history — not hidden after the fact.</w:t>
       </w:r>
     </w:p>
     <w:p>

--- a/submission/Hindsight_Alpha_Writeup.docx
+++ b/submission/Hindsight_Alpha_Writeup.docx
@@ -298,7 +298,7 @@
           <w:sz w:val="19"/>
           <w:szCs w:val="19"/>
         </w:rPr>
-        <w:t xml:space="preserve"> — SPY (10d, in-sample Sharpe 1.60), GLD (20d, 1.96), XLV (10d, 1.44); 68.5–82.6% of each symbol’s gain comes from its 5 best days out of 52–102 trades, win rate 45.1–57.1%. </w:t>
+        <w:t xml:space="preserve"> — SPY (10d, in-sample Sharpe 1.60), GLD (90d, 1.75), XLV (10d, 1.44); 68.5–82.6% of each symbol’s gain comes from its 5 best days out of 52–102 trades, win rate 45.1–57.1%. </w:t>
       </w:r>
       <w:r>
         <w:rPr>
